--- a/public/governance/data-sharing-map.docx
+++ b/public/governance/data-sharing-map.docx
@@ -718,7 +718,7 @@
           <w:sz w:val="24"/>
           <w:szCs w:val="24"/>
         </w:rPr>
-        <w:t xml:space="preserve">Recommended next step</w:t>
+        <w:t xml:space="preserve">Technical third parties</w:t>
       </w:r>
     </w:p>
     <w:p>
@@ -729,11 +729,165 @@
         <w:rPr>
           <w:i w:val="false"/>
           <w:iCs w:val="false"/>
-          <w:color w:val="20211D"/>
+          <w:color w:val="5B5B52"/>
           <w:sz w:val="21"/>
           <w:szCs w:val="21"/>
         </w:rPr>
-        <w:t xml:space="preserve">For each body above marked “to confirm,” ask your IG/WASPI contact (likely via BCUHB) whether an existing Information Sharing Protocol already covers “GP practice governance correspondence with [body],” or whether this specific flow needs its own ISP or Data Disclosure Agreement. Several of these (BCUHB itself, the health-board-mediated bodies) are likely already covered by standing NHS Wales arrangements; the ones most likely to need a fresh look are the less routine ones — coroner, police, and solicitor correspondence — since those tend to be handled case-by-case rather than under a standing agreement.</w:t>
+        <w:t xml:space="preserve">Distinct from the bodies above: these receive data automatically as a side effect of a feature working, not because a member of staff chose to share a case. Not a WASPI matter in themselves (no patient data is involved), but they belong on the record for the DPIA’s third-party section.</w:t>
+      </w:r>
+    </w:p>
+    <w:p>
+      <w:pPr>
+        <w:spacing w:after="40" w:before="260"/>
+      </w:pPr>
+      <w:r>
+        <w:rPr>
+          <w:b/>
+          <w:bCs/>
+          <w:color w:val="20211D"/>
+          <w:sz w:val="24"/>
+          <w:szCs w:val="24"/>
+        </w:rPr>
+        <w:t xml:space="preserve">QR code image service (api.qrserver.com)</w:t>
+      </w:r>
+      <w:r>
+        <w:t xml:space="preserve">   </w:t>
+      </w:r>
+      <w:r>
+        <w:rPr>
+          <w:b/>
+          <w:bCs/>
+          <w:color w:val="96631A"/>
+          <w:sz w:val="16"/>
+          <w:szCs w:val="16"/>
+        </w:rPr>
+        <w:t xml:space="preserve">Assessment: to confirm</w:t>
+      </w:r>
+    </w:p>
+    <w:p>
+      <w:pPr>
+        <w:spacing w:after="120"/>
+      </w:pPr>
+      <w:r>
+        <w:rPr>
+          <w:i w:val="false"/>
+          <w:iCs w:val="false"/>
+          <w:color w:val="20211D"/>
+          <w:sz w:val="21"/>
+          <w:szCs w:val="21"/>
+        </w:rPr>
+        <w:t xml:space="preserve">When staff print or view QR labels for compliance assets and clinical kit (fire points, water outlets, fridges, anaphylaxis boxes, emergency drug kits), Primovex loads the QR image from a public third-party API instead of generating it on the device. The code’s content travels to that service in the request URL.</w:t>
+      </w:r>
+    </w:p>
+    <w:p>
+      <w:pPr>
+        <w:spacing w:after="60"/>
+      </w:pPr>
+      <w:r>
+        <w:rPr>
+          <w:color w:val="8A8A7D"/>
+          <w:sz w:val="18"/>
+          <w:szCs w:val="18"/>
+        </w:rPr>
+        <w:t xml:space="preserve">Data shared: the QR payload — an internal asset identifier only (e.g. MEDTRAK:COMPLIANCE:&lt;asset id&gt;, or asset collection + asset ID for clinical kit) — plus, unavoidably, the practice’s IP address and the time of the request  •  Direction: practice → third-party service  •  Not shared: any patient, staff, case or SAR data</w:t>
+      </w:r>
+    </w:p>
+    <w:tbl>
+      <w:tblPr>
+        <w:tblW w:type="dxa" w:w="9360"/>
+        <w:tblBorders>
+          <w:top w:val="single" w:color="auto" w:sz="4"/>
+          <w:left w:val="single" w:color="auto" w:sz="4"/>
+          <w:bottom w:val="single" w:color="auto" w:sz="4"/>
+          <w:right w:val="single" w:color="auto" w:sz="4"/>
+          <w:insideH w:val="single" w:color="auto" w:sz="4"/>
+          <w:insideV w:val="single" w:color="auto" w:sz="4"/>
+        </w:tblBorders>
+      </w:tblPr>
+      <w:tblGrid>
+        <w:gridCol w:w="9360"/>
+      </w:tblGrid>
+      <w:tr>
+        <w:tc>
+          <w:tcPr>
+            <w:tcW w:type="dxa" w:w="9360"/>
+            <w:tcBorders>
+              <w:top w:val="dashed" w:color="8A8A7D" w:sz="6"/>
+              <w:left w:val="dashed" w:color="8A8A7D" w:sz="6"/>
+              <w:bottom w:val="dashed" w:color="8A8A7D" w:sz="6"/>
+              <w:right w:val="dashed" w:color="8A8A7D" w:sz="6"/>
+            </w:tcBorders>
+            <w:shd w:fill="F0EFE9" w:color="auto" w:val="clear"/>
+            <w:tcMar>
+              <w:top w:type="dxa" w:w="140"/>
+              <w:left w:type="dxa" w:w="160"/>
+              <w:bottom w:type="dxa" w:w="140"/>
+              <w:right w:type="dxa" w:w="160"/>
+            </w:tcMar>
+          </w:tcPr>
+          <w:p>
+            <w:pPr>
+              <w:spacing w:after="60"/>
+            </w:pPr>
+            <w:r>
+              <w:rPr>
+                <w:rFonts w:ascii="Consolas" w:cs="Consolas" w:eastAsia="Consolas" w:hAnsi="Consolas"/>
+                <w:b/>
+                <w:bCs/>
+                <w:color w:val="20211D"/>
+                <w:sz w:val="16"/>
+                <w:szCs w:val="16"/>
+              </w:rPr>
+              <w:t xml:space="preserve">TO CHECK</w:t>
+            </w:r>
+          </w:p>
+          <w:p>
+            <w:r>
+              <w:rPr>
+                <w:i/>
+                <w:iCs/>
+                <w:color w:val="5B5B52"/>
+                <w:sz w:val="20"/>
+                <w:szCs w:val="20"/>
+              </w:rPr>
+              <w:t xml:space="preserve">The operator, hosting location and logging/retention policy of this service haven’t been assessed, and it isn’t a supplier the practice has a contract with. Two options: (1) preferred — generate QR codes inside Primovex so nothing leaves the device, which removes this flow entirely and needs no assessment; or (2) keep it and record it as a third-party service in the DPIA with the IG lead’s agreement, on the basis that the payload is internal asset IDs only. Either way the payload must stay free of patient- or staff-identifying data — that is the line that keeps this a low-risk flow.</w:t>
+            </w:r>
+          </w:p>
+        </w:tc>
+      </w:tr>
+    </w:tbl>
+    <w:p>
+      <w:pPr>
+        <w:pStyle w:val="Heading2"/>
+        <w:pBdr>
+          <w:bottom w:val="single" w:color="DCD8CD" w:sz="4" w:space="6"/>
+        </w:pBdr>
+        <w:spacing w:after="140" w:before="320"/>
+      </w:pPr>
+      <w:r>
+        <w:rPr>
+          <w:b/>
+          <w:bCs/>
+          <w:color w:val="20211D"/>
+          <w:sz w:val="24"/>
+          <w:szCs w:val="24"/>
+        </w:rPr>
+        <w:t xml:space="preserve">Recommended next step</w:t>
+      </w:r>
+    </w:p>
+    <w:p>
+      <w:pPr>
+        <w:spacing w:after="120"/>
+      </w:pPr>
+      <w:r>
+        <w:rPr>
+          <w:i w:val="false"/>
+          <w:iCs w:val="false"/>
+          <w:color w:val="20211D"/>
+          <w:sz w:val="21"/>
+          <w:szCs w:val="21"/>
+        </w:rPr>
+        <w:t xml:space="preserve">For each body above marked “to confirm,” ask your IG/WASPI contact (likely via BCUHB) whether an existing Information Sharing Protocol already covers “GP practice governance correspondence with [body],” or whether this specific flow needs its own ISP or Data Disclosure Agreement. Several of these (BCUHB itself, the health-board-mediated bodies) are likely already covered by standing NHS Wales arrangements; the ones most likely to need a fresh look are the less routine ones — coroner, police, and solicitor correspondence — since those tend to be handled case-by-case rather than under a standing agreement. The QR image service above isn’t a WASPI question — raise it with your IG lead alongside the DPIA.</w:t>
       </w:r>
     </w:p>
     <w:p>
@@ -751,7 +905,7 @@
           <w:sz w:val="16"/>
           <w:szCs w:val="16"/>
         </w:rPr>
-        <w:t xml:space="preserve">Compiled from Primovex's Concerns “Source” category list and correspondence-log data model, 18 September 2026. Protocol status for every body above is marked “to confirm” because verifying it requires access to the practice's actual WASPI/ISP records, which this technical review has no visibility into.</w:t>
+        <w:t xml:space="preserve">Compiled from Primovex's Concerns “Source” category list and correspondence-log data model, 18 September 2026; technical third-party section added following the same-day security review. Protocol status for every body above is marked “to confirm” because verifying it requires access to the practice's actual WASPI/ISP records, which this technical review has no visibility into.</w:t>
       </w:r>
     </w:p>
     <w:sectPr>

--- a/public/governance/data-sharing-map.docx
+++ b/public/governance/data-sharing-map.docx
@@ -757,26 +757,26 @@
         <w:rPr>
           <w:b/>
           <w:bCs/>
-          <w:color w:val="96631A"/>
+          <w:color w:val="3D6B4F"/>
           <w:sz w:val="16"/>
           <w:szCs w:val="16"/>
         </w:rPr>
-        <w:t xml:space="preserve">Assessment: to confirm</w:t>
-      </w:r>
-    </w:p>
-    <w:p>
-      <w:pPr>
-        <w:spacing w:after="120"/>
-      </w:pPr>
-      <w:r>
-        <w:rPr>
-          <w:i w:val="false"/>
-          <w:iCs w:val="false"/>
-          <w:color w:val="20211D"/>
-          <w:sz w:val="21"/>
-          <w:szCs w:val="21"/>
-        </w:rPr>
-        <w:t xml:space="preserve">When staff print or view QR labels for compliance assets and clinical kit (fire points, water outlets, fridges, anaphylaxis boxes, emergency drug kits), Primovex loads the QR image from a public third-party API instead of generating it on the device. The code’s content travels to that service in the request URL.</w:t>
+        <w:t xml:space="preserve">Resolved — no longer used</w:t>
+      </w:r>
+    </w:p>
+    <w:p>
+      <w:pPr>
+        <w:spacing w:after="120"/>
+      </w:pPr>
+      <w:r>
+        <w:rPr>
+          <w:i w:val="false"/>
+          <w:iCs w:val="false"/>
+          <w:color w:val="20211D"/>
+          <w:sz w:val="21"/>
+          <w:szCs w:val="21"/>
+        </w:rPr>
+        <w:t xml:space="preserve">Until 18 September 2026, printing or viewing a QR label for compliance assets and clinical kit (fire points, water outlets, fridges, anaphylaxis boxes, emergency drug kits) loaded the QR image from this public third-party API, sending the code’s content in the request URL. Primovex now generates QR codes on the device, so labels make no external request at all, and the desktop app’s Content-Security-Policy no longer permits the service. Kept here as a record of the earlier flow.</w:t>
       </w:r>
     </w:p>
     <w:p>
@@ -789,73 +789,9 @@
           <w:sz w:val="18"/>
           <w:szCs w:val="18"/>
         </w:rPr>
-        <w:t xml:space="preserve">Data shared: the QR payload — an internal asset identifier only (e.g. MEDTRAK:COMPLIANCE:&lt;asset id&gt;, or asset collection + asset ID for clinical kit) — plus, unavoidably, the practice’s IP address and the time of the request  •  Direction: practice → third-party service  •  Not shared: any patient, staff, case or SAR data</w:t>
-      </w:r>
-    </w:p>
-    <w:tbl>
-      <w:tblPr>
-        <w:tblW w:type="dxa" w:w="9360"/>
-        <w:tblBorders>
-          <w:top w:val="single" w:color="auto" w:sz="4"/>
-          <w:left w:val="single" w:color="auto" w:sz="4"/>
-          <w:bottom w:val="single" w:color="auto" w:sz="4"/>
-          <w:right w:val="single" w:color="auto" w:sz="4"/>
-          <w:insideH w:val="single" w:color="auto" w:sz="4"/>
-          <w:insideV w:val="single" w:color="auto" w:sz="4"/>
-        </w:tblBorders>
-      </w:tblPr>
-      <w:tblGrid>
-        <w:gridCol w:w="9360"/>
-      </w:tblGrid>
-      <w:tr>
-        <w:tc>
-          <w:tcPr>
-            <w:tcW w:type="dxa" w:w="9360"/>
-            <w:tcBorders>
-              <w:top w:val="dashed" w:color="8A8A7D" w:sz="6"/>
-              <w:left w:val="dashed" w:color="8A8A7D" w:sz="6"/>
-              <w:bottom w:val="dashed" w:color="8A8A7D" w:sz="6"/>
-              <w:right w:val="dashed" w:color="8A8A7D" w:sz="6"/>
-            </w:tcBorders>
-            <w:shd w:fill="F0EFE9" w:color="auto" w:val="clear"/>
-            <w:tcMar>
-              <w:top w:type="dxa" w:w="140"/>
-              <w:left w:type="dxa" w:w="160"/>
-              <w:bottom w:type="dxa" w:w="140"/>
-              <w:right w:type="dxa" w:w="160"/>
-            </w:tcMar>
-          </w:tcPr>
-          <w:p>
-            <w:pPr>
-              <w:spacing w:after="60"/>
-            </w:pPr>
-            <w:r>
-              <w:rPr>
-                <w:rFonts w:ascii="Consolas" w:cs="Consolas" w:eastAsia="Consolas" w:hAnsi="Consolas"/>
-                <w:b/>
-                <w:bCs/>
-                <w:color w:val="20211D"/>
-                <w:sz w:val="16"/>
-                <w:szCs w:val="16"/>
-              </w:rPr>
-              <w:t xml:space="preserve">TO CHECK</w:t>
-            </w:r>
-          </w:p>
-          <w:p>
-            <w:r>
-              <w:rPr>
-                <w:i/>
-                <w:iCs/>
-                <w:color w:val="5B5B52"/>
-                <w:sz w:val="20"/>
-                <w:szCs w:val="20"/>
-              </w:rPr>
-              <w:t xml:space="preserve">The operator, hosting location and logging/retention policy of this service haven’t been assessed, and it isn’t a supplier the practice has a contract with. Two options: (1) preferred — generate QR codes inside Primovex so nothing leaves the device, which removes this flow entirely and needs no assessment; or (2) keep it and record it as a third-party service in the DPIA with the IG lead’s agreement, on the basis that the payload is internal asset IDs only. Either way the payload must stay free of patient- or staff-identifying data — that is the line that keeps this a low-risk flow.</w:t>
-            </w:r>
-          </w:p>
-        </w:tc>
-      </w:tr>
-    </w:tbl>
+        <w:t xml:space="preserve">Data shared now: none  •  Data shared previously: an internal asset identifier only (e.g. MEDTRAK:COMPLIANCE:&lt;asset id&gt;), plus, unavoidably, the practice’s IP address and the time of each request  •  Never shared: any patient, staff, case or SAR data</w:t>
+      </w:r>
+    </w:p>
     <w:p>
       <w:pPr>
         <w:pStyle w:val="Heading2"/>
@@ -887,7 +823,7 @@
           <w:sz w:val="21"/>
           <w:szCs w:val="21"/>
         </w:rPr>
-        <w:t xml:space="preserve">For each body above marked “to confirm,” ask your IG/WASPI contact (likely via BCUHB) whether an existing Information Sharing Protocol already covers “GP practice governance correspondence with [body],” or whether this specific flow needs its own ISP or Data Disclosure Agreement. Several of these (BCUHB itself, the health-board-mediated bodies) are likely already covered by standing NHS Wales arrangements; the ones most likely to need a fresh look are the less routine ones — coroner, police, and solicitor correspondence — since those tend to be handled case-by-case rather than under a standing agreement. The QR image service above isn’t a WASPI question — raise it with your IG lead alongside the DPIA.</w:t>
+        <w:t xml:space="preserve">For each body above marked “to confirm,” ask your IG/WASPI contact (likely via BCUHB) whether an existing Information Sharing Protocol already covers “GP practice governance correspondence with [body],” or whether this specific flow needs its own ISP or Data Disclosure Agreement. Several of these (BCUHB itself, the health-board-mediated bodies) are likely already covered by standing NHS Wales arrangements; the ones most likely to need a fresh look are the less routine ones — coroner, police, and solicitor correspondence — since those tend to be handled case-by-case rather than under a standing agreement. The QR image service above is resolved and needs no protocol — just a line in the DPIA noting the earlier flow and its removal.</w:t>
       </w:r>
     </w:p>
     <w:p>
